--- a/Tai_lieu_SRS/03_Website_Quan_tri/03_Cong_tac_boi_thuong/Bieu_mau/Mau_26_BTNN_Template.docx
+++ b/Tai_lieu_SRS/03_Website_Quan_tri/03_Cong_tac_boi_thuong/Bieu_mau/Mau_26_BTNN_Template.docx
@@ -213,7 +213,7 @@
           <w:sz w:val="28"/>
           <w:szCs w:val="28"/>
         </w:rPr>
-        <w:t xml:space="preserve">Căn cứ Điều 57 Luật Trách nhiệm bồi thường của Nhà nước số 10/2017/QH14 (được sửa đổi, bổ sung bởi Luật số 15/2026/QH16) về chủ động phục hồi danh dự; Căn cứ văn bản làm căn cứ yêu cầu bồi thường số ##VanBanCanCuPhucHoiDanhDu##, ##TenCoQuanGiaiQuyetBoiThuong## dự kiến tổ chức thực hiện phục hồi danh dự đối với Ông/Bà, cụ thể như sau:</w:t>
+        <w:t xml:space="preserve">Căn cứ Điều 57 Luật Trách nhiệm bồi thường của Nhà nước số 10/2017/QH14 (được sửa đổi, bổ sung bởi Luật số 15/2026/QH16) về chủ động phục hồi danh dự; ##VanBanCanCuYeuCauBoiThuong##, ##TenCoQuanThucHienPhucHoiDanhDu## dự kiến tổ chức thực hiện phục hồi danh dự đối với Ông/Bà, cụ thể như sau:</w:t>
       </w:r>
     </w:p>
     <w:p>
@@ -227,7 +227,7 @@
           <w:sz w:val="28"/>
           <w:szCs w:val="28"/>
         </w:rPr>
-        <w:t xml:space="preserve">##KeHoachToChucPhucHoiDanhDu##</w:t>
+        <w:t xml:space="preserve">##NoiDungPhucHoiDanhDu##</w:t>
       </w:r>
     </w:p>
     <w:p>
@@ -241,7 +241,7 @@
           <w:sz w:val="28"/>
           <w:szCs w:val="28"/>
         </w:rPr>
-        <w:t xml:space="preserve">Trong thời hạn 07 ngày làm việc kể từ ngày nhận được thông báo này, đề nghị Ông/Bà có ý kiến bằng văn bản và gửi lại cho ##TenCoQuanGiaiQuyetBoiThuong##. Trường hợp Ông/Bà trả lời bằng lời nói, đề nghị Ông/Bà đến trụ sở ##TenCoQuanGiaiQuyetBoiThuong## để thực hiện.</w:t>
+        <w:t xml:space="preserve">Trong thời hạn 07 ngày làm việc kể từ ngày nhận được thông báo này, đề nghị Ông/Bà ghi có ý kiến bằng văn bản và gửi lại cho ##TenCoQuanThucHienPhucHoiDanhDu##. Trường hợp Ông/bà trả lời bằng lời nói, đề nghị Ông/bà đến trụ sở ##TenCoQuanThucHienPhucHoiDanhDu## để thực hiện.</w:t>
       </w:r>
     </w:p>
     <w:p>
@@ -301,16 +301,7 @@
                 <w:sz w:val="22"/>
                 <w:szCs w:val="22"/>
               </w:rPr>
-              <w:t xml:space="preserve">- Như trên;</w:t>
-            </w:r>
-          </w:p>
-          <w:p>
-            <w:r>
-              <w:rPr>
-                <w:sz w:val="22"/>
-                <w:szCs w:val="22"/>
-              </w:rPr>
-              <w:t xml:space="preserve">- Lưu: VT, HSVV.</w:t>
+              <w:t xml:space="preserve">##NoiNhan##</w:t>
             </w:r>
           </w:p>
         </w:tc>
@@ -330,7 +321,7 @@
                 <w:sz w:val="28"/>
                 <w:szCs w:val="28"/>
               </w:rPr>
-              <w:t>##ChucVuNguoiDungDau##</w:t>
+              <w:t>Thủ trưởng cơ quan</w:t>
             </w:r>
           </w:p>
           <w:p>
@@ -343,7 +334,7 @@
                 <w:sz w:val="26"/>
                 <w:szCs w:val="26"/>
               </w:rPr>
-              <w:t>(Ký, ghi rõ họ tên, đóng dấu)</w:t>
+              <w:t>(Ký, ghi rõ họ tên và đóng dấu)</w:t>
             </w:r>
           </w:p>
           <w:p>
